--- a/squads/vmo-autonomo/projects/DEM-2026-007/01-qualificacao/qualificacao-aprovada.docx
+++ b/squads/vmo-autonomo/projects/DEM-2026-007/01-qualificacao/qualificacao-aprovada.docx
@@ -8,8 +8,11 @@
       </w:pPr>
       <w:r>
         <w:rPr>
-          <w:color w:val="1F497D"/>
-          <w:sz w:val="36"/>
+          <w:rFonts w:ascii="Calibri" w:hAnsi="Calibri"/>
+          <w:b/>
+          <w:i w:val="0"/>
+          <w:color w:val="1A3A5C"/>
+          <w:sz w:val="30"/>
         </w:rPr>
         <w:t>Qualificação Aprovada — DEM-2026-007</w:t>
       </w:r>
@@ -31,9 +34,11 @@
     </w:p>
     <w:p/>
     <w:p>
-      <w:r>
-        <w:t>────────────────────────────────────────────────────────────</w:t>
-      </w:r>
+      <w:pPr>
+        <w:pBdr>
+          <w:bottom w:val="single" w:sz="6" w:space="1" w:color="CCCCCC"/>
+        </w:pBdr>
+      </w:pPr>
     </w:p>
     <w:p/>
     <w:p>
@@ -42,8 +47,11 @@
       </w:pPr>
       <w:r>
         <w:rPr>
-          <w:color w:val="2E74B5"/>
-          <w:sz w:val="28"/>
+          <w:rFonts w:ascii="Calibri" w:hAnsi="Calibri"/>
+          <w:b/>
+          <w:i w:val="0"/>
+          <w:color w:val="1E5296"/>
+          <w:sz w:val="25"/>
         </w:rPr>
         <w:t>Identificação do Projeto</w:t>
       </w:r>
@@ -52,24 +60,26 @@
     <w:tbl>
       <w:tblPr>
         <w:tblStyle w:val="TableGrid"/>
-        <w:tblW w:type="auto" w:w="0"/>
         <w:tblLook w:firstColumn="1" w:firstRow="1" w:lastColumn="0" w:lastRow="0" w:noHBand="0" w:noVBand="1" w:val="04A0"/>
+        <w:tblW w:w="8900" w:type="dxa"/>
+        <w:tblLayout w:type="fixed"/>
       </w:tblPr>
       <w:tblGrid>
-        <w:gridCol w:w="4392"/>
-        <w:gridCol w:w="4392"/>
+        <w:gridCol w:w="4450"/>
+        <w:gridCol w:w="4450"/>
       </w:tblGrid>
       <w:tr>
         <w:tc>
           <w:tcPr>
-            <w:tcW w:type="dxa" w:w="4392"/>
-            <w:shd w:val="clear" w:color="auto" w:fill="D6E4F0"/>
+            <w:tcW w:w="4450" w:type="dxa"/>
+            <w:shd w:val="clear" w:color="auto" w:fill="1A3A5C"/>
           </w:tcPr>
           <w:p>
             <w:r>
               <w:rPr>
                 <w:b/>
-                <w:sz w:val="20"/>
+                <w:color w:val="FFFFFF"/>
+                <w:sz w:val="19"/>
               </w:rPr>
               <w:t>Campo</w:t>
             </w:r>
@@ -77,14 +87,15 @@
         </w:tc>
         <w:tc>
           <w:tcPr>
-            <w:tcW w:type="dxa" w:w="4392"/>
-            <w:shd w:val="clear" w:color="auto" w:fill="D6E4F0"/>
+            <w:tcW w:w="4450" w:type="dxa"/>
+            <w:shd w:val="clear" w:color="auto" w:fill="1A3A5C"/>
           </w:tcPr>
           <w:p>
             <w:r>
               <w:rPr>
                 <w:b/>
-                <w:sz w:val="20"/>
+                <w:color w:val="FFFFFF"/>
+                <w:sz w:val="19"/>
               </w:rPr>
               <w:t>Valor</w:t>
             </w:r>
@@ -94,12 +105,12 @@
       <w:tr>
         <w:tc>
           <w:tcPr>
-            <w:tcW w:type="dxa" w:w="4392"/>
+            <w:tcW w:w="4450" w:type="dxa"/>
           </w:tcPr>
           <w:p>
             <w:r>
               <w:rPr>
-                <w:sz w:val="20"/>
+                <w:sz w:val="19"/>
               </w:rPr>
               <w:t>ID</w:t>
             </w:r>
@@ -107,12 +118,12 @@
         </w:tc>
         <w:tc>
           <w:tcPr>
-            <w:tcW w:type="dxa" w:w="4392"/>
+            <w:tcW w:w="4450" w:type="dxa"/>
           </w:tcPr>
           <w:p>
             <w:r>
               <w:rPr>
-                <w:sz w:val="20"/>
+                <w:sz w:val="19"/>
               </w:rPr>
               <w:t>DEM-2026-007</w:t>
             </w:r>
@@ -122,12 +133,13 @@
       <w:tr>
         <w:tc>
           <w:tcPr>
-            <w:tcW w:type="dxa" w:w="4392"/>
+            <w:tcW w:w="4450" w:type="dxa"/>
+            <w:shd w:val="clear" w:color="auto" w:fill="F0F5FB"/>
           </w:tcPr>
           <w:p>
             <w:r>
               <w:rPr>
-                <w:sz w:val="20"/>
+                <w:sz w:val="19"/>
               </w:rPr>
               <w:t>Nome</w:t>
             </w:r>
@@ -135,12 +147,13 @@
         </w:tc>
         <w:tc>
           <w:tcPr>
-            <w:tcW w:type="dxa" w:w="4392"/>
+            <w:tcW w:w="4450" w:type="dxa"/>
+            <w:shd w:val="clear" w:color="auto" w:fill="F0F5FB"/>
           </w:tcPr>
           <w:p>
             <w:r>
               <w:rPr>
-                <w:sz w:val="20"/>
+                <w:sz w:val="19"/>
               </w:rPr>
               <w:t>Implantação DDA (Débito Direto Autorizado) no SAP — VAB Matriz</w:t>
             </w:r>
@@ -150,12 +163,12 @@
       <w:tr>
         <w:tc>
           <w:tcPr>
-            <w:tcW w:type="dxa" w:w="4392"/>
+            <w:tcW w:w="4450" w:type="dxa"/>
           </w:tcPr>
           <w:p>
             <w:r>
               <w:rPr>
-                <w:sz w:val="20"/>
+                <w:sz w:val="19"/>
               </w:rPr>
               <w:t>Solicitante</w:t>
             </w:r>
@@ -163,12 +176,12 @@
         </w:tc>
         <w:tc>
           <w:tcPr>
-            <w:tcW w:type="dxa" w:w="4392"/>
+            <w:tcW w:w="4450" w:type="dxa"/>
           </w:tcPr>
           <w:p>
             <w:r>
               <w:rPr>
-                <w:sz w:val="20"/>
+                <w:sz w:val="19"/>
               </w:rPr>
               <w:t>Lucas Medeiros Pereira</w:t>
             </w:r>
@@ -178,12 +191,13 @@
       <w:tr>
         <w:tc>
           <w:tcPr>
-            <w:tcW w:type="dxa" w:w="4392"/>
+            <w:tcW w:w="4450" w:type="dxa"/>
+            <w:shd w:val="clear" w:color="auto" w:fill="F0F5FB"/>
           </w:tcPr>
           <w:p>
             <w:r>
               <w:rPr>
-                <w:sz w:val="20"/>
+                <w:sz w:val="19"/>
               </w:rPr>
               <w:t>Coordenadora</w:t>
             </w:r>
@@ -191,12 +205,13 @@
         </w:tc>
         <w:tc>
           <w:tcPr>
-            <w:tcW w:type="dxa" w:w="4392"/>
+            <w:tcW w:w="4450" w:type="dxa"/>
+            <w:shd w:val="clear" w:color="auto" w:fill="F0F5FB"/>
           </w:tcPr>
           <w:p>
             <w:r>
               <w:rPr>
-                <w:sz w:val="20"/>
+                <w:sz w:val="19"/>
               </w:rPr>
               <w:t>Noemia Tambara Cardoso Malini</w:t>
             </w:r>
@@ -206,12 +221,12 @@
       <w:tr>
         <w:tc>
           <w:tcPr>
-            <w:tcW w:type="dxa" w:w="4392"/>
+            <w:tcW w:w="4450" w:type="dxa"/>
           </w:tcPr>
           <w:p>
             <w:r>
               <w:rPr>
-                <w:sz w:val="20"/>
+                <w:sz w:val="19"/>
               </w:rPr>
               <w:t>Área solicitante</w:t>
             </w:r>
@@ -219,12 +234,12 @@
         </w:tc>
         <w:tc>
           <w:tcPr>
-            <w:tcW w:type="dxa" w:w="4392"/>
+            <w:tcW w:w="4450" w:type="dxa"/>
           </w:tcPr>
           <w:p>
             <w:r>
               <w:rPr>
-                <w:sz w:val="20"/>
+                <w:sz w:val="19"/>
               </w:rPr>
               <w:t>VAB Matriz — Contas a Pagar (CP)</w:t>
             </w:r>
@@ -234,12 +249,13 @@
       <w:tr>
         <w:tc>
           <w:tcPr>
-            <w:tcW w:type="dxa" w:w="4392"/>
+            <w:tcW w:w="4450" w:type="dxa"/>
+            <w:shd w:val="clear" w:color="auto" w:fill="F0F5FB"/>
           </w:tcPr>
           <w:p>
             <w:r>
               <w:rPr>
-                <w:sz w:val="20"/>
+                <w:sz w:val="19"/>
               </w:rPr>
               <w:t>Área executora</w:t>
             </w:r>
@@ -247,12 +263,13 @@
         </w:tc>
         <w:tc>
           <w:tcPr>
-            <w:tcW w:type="dxa" w:w="4392"/>
+            <w:tcW w:w="4450" w:type="dxa"/>
+            <w:shd w:val="clear" w:color="auto" w:fill="F0F5FB"/>
           </w:tcPr>
           <w:p>
             <w:r>
               <w:rPr>
-                <w:sz w:val="20"/>
+                <w:sz w:val="19"/>
               </w:rPr>
               <w:t>DTI — Sustentação ERP FI</w:t>
             </w:r>
@@ -262,12 +279,12 @@
       <w:tr>
         <w:tc>
           <w:tcPr>
-            <w:tcW w:type="dxa" w:w="4392"/>
+            <w:tcW w:w="4450" w:type="dxa"/>
           </w:tcPr>
           <w:p>
             <w:r>
               <w:rPr>
-                <w:sz w:val="20"/>
+                <w:sz w:val="19"/>
               </w:rPr>
               <w:t>Classificação</w:t>
             </w:r>
@@ -275,12 +292,12 @@
         </w:tc>
         <w:tc>
           <w:tcPr>
-            <w:tcW w:type="dxa" w:w="4392"/>
+            <w:tcW w:w="4450" w:type="dxa"/>
           </w:tcPr>
           <w:p>
             <w:r>
               <w:rPr>
-                <w:sz w:val="20"/>
+                <w:sz w:val="19"/>
               </w:rPr>
               <w:t>MELHORIA EVOLUTIVA → Sustentação ERP FI (provisória — CB-2 confirma ou reclassifica)</w:t>
             </w:r>
@@ -290,12 +307,13 @@
       <w:tr>
         <w:tc>
           <w:tcPr>
-            <w:tcW w:type="dxa" w:w="4392"/>
+            <w:tcW w:w="4450" w:type="dxa"/>
+            <w:shd w:val="clear" w:color="auto" w:fill="F0F5FB"/>
           </w:tcPr>
           <w:p>
             <w:r>
               <w:rPr>
-                <w:sz w:val="20"/>
+                <w:sz w:val="19"/>
               </w:rPr>
               <w:t>Score qualificação</w:t>
             </w:r>
@@ -303,12 +321,13 @@
         </w:tc>
         <w:tc>
           <w:tcPr>
-            <w:tcW w:type="dxa" w:w="4392"/>
+            <w:tcW w:w="4450" w:type="dxa"/>
+            <w:shd w:val="clear" w:color="auto" w:fill="F0F5FB"/>
           </w:tcPr>
           <w:p>
             <w:r>
               <w:rPr>
-                <w:sz w:val="20"/>
+                <w:sz w:val="19"/>
               </w:rPr>
               <w:t>49/100 (49%)</w:t>
             </w:r>
@@ -318,12 +337,12 @@
       <w:tr>
         <w:tc>
           <w:tcPr>
-            <w:tcW w:type="dxa" w:w="4392"/>
+            <w:tcW w:w="4450" w:type="dxa"/>
           </w:tcPr>
           <w:p>
             <w:r>
               <w:rPr>
-                <w:sz w:val="20"/>
+                <w:sz w:val="19"/>
               </w:rPr>
               <w:t>Integração</w:t>
             </w:r>
@@ -331,12 +350,12 @@
         </w:tc>
         <w:tc>
           <w:tcPr>
-            <w:tcW w:type="dxa" w:w="4392"/>
+            <w:tcW w:w="4450" w:type="dxa"/>
           </w:tcPr>
           <w:p>
             <w:r>
               <w:rPr>
-                <w:sz w:val="20"/>
+                <w:sz w:val="19"/>
               </w:rPr>
               <w:t>SAP x Santander (DDA / CNAB 240)</w:t>
             </w:r>
@@ -346,9 +365,11 @@
     </w:tbl>
     <w:p/>
     <w:p>
-      <w:r>
-        <w:t>────────────────────────────────────────────────────────────</w:t>
-      </w:r>
+      <w:pPr>
+        <w:pBdr>
+          <w:bottom w:val="single" w:sz="6" w:space="1" w:color="CCCCCC"/>
+        </w:pBdr>
+      </w:pPr>
     </w:p>
     <w:p/>
     <w:p>
@@ -357,8 +378,11 @@
       </w:pPr>
       <w:r>
         <w:rPr>
-          <w:color w:val="2E74B5"/>
-          <w:sz w:val="28"/>
+          <w:rFonts w:ascii="Calibri" w:hAnsi="Calibri"/>
+          <w:b/>
+          <w:i w:val="0"/>
+          <w:color w:val="1E5296"/>
+          <w:sz w:val="25"/>
         </w:rPr>
         <w:t>Necessidade de Negócio</w:t>
       </w:r>
@@ -401,8 +425,11 @@
       </w:pPr>
       <w:r>
         <w:rPr>
-          <w:color w:val="2E74B5"/>
-          <w:sz w:val="28"/>
+          <w:rFonts w:ascii="Calibri" w:hAnsi="Calibri"/>
+          <w:b/>
+          <w:i w:val="0"/>
+          <w:color w:val="1E5296"/>
+          <w:sz w:val="25"/>
         </w:rPr>
         <w:t>Solução Proposta</w:t>
       </w:r>
@@ -443,9 +470,11 @@
     </w:p>
     <w:p/>
     <w:p>
-      <w:r>
-        <w:t>────────────────────────────────────────────────────────────</w:t>
-      </w:r>
+      <w:pPr>
+        <w:pBdr>
+          <w:bottom w:val="single" w:sz="6" w:space="1" w:color="CCCCCC"/>
+        </w:pBdr>
+      </w:pPr>
     </w:p>
     <w:p/>
     <w:p>
@@ -454,8 +483,11 @@
       </w:pPr>
       <w:r>
         <w:rPr>
-          <w:color w:val="2E74B5"/>
-          <w:sz w:val="28"/>
+          <w:rFonts w:ascii="Calibri" w:hAnsi="Calibri"/>
+          <w:b/>
+          <w:i w:val="0"/>
+          <w:color w:val="1E5296"/>
+          <w:sz w:val="25"/>
         </w:rPr>
         <w:t>Stakeholders</w:t>
       </w:r>
@@ -464,25 +496,27 @@
     <w:tbl>
       <w:tblPr>
         <w:tblStyle w:val="TableGrid"/>
-        <w:tblW w:type="auto" w:w="0"/>
         <w:tblLook w:firstColumn="1" w:firstRow="1" w:lastColumn="0" w:lastRow="0" w:noHBand="0" w:noVBand="1" w:val="04A0"/>
+        <w:tblW w:w="8901" w:type="dxa"/>
+        <w:tblLayout w:type="fixed"/>
       </w:tblPr>
       <w:tblGrid>
-        <w:gridCol w:w="2928"/>
-        <w:gridCol w:w="2928"/>
-        <w:gridCol w:w="2928"/>
+        <w:gridCol w:w="2967"/>
+        <w:gridCol w:w="2967"/>
+        <w:gridCol w:w="2967"/>
       </w:tblGrid>
       <w:tr>
         <w:tc>
           <w:tcPr>
-            <w:tcW w:type="dxa" w:w="2928"/>
-            <w:shd w:val="clear" w:color="auto" w:fill="D6E4F0"/>
+            <w:tcW w:w="2967" w:type="dxa"/>
+            <w:shd w:val="clear" w:color="auto" w:fill="1A3A5C"/>
           </w:tcPr>
           <w:p>
             <w:r>
               <w:rPr>
                 <w:b/>
-                <w:sz w:val="20"/>
+                <w:color w:val="FFFFFF"/>
+                <w:sz w:val="19"/>
               </w:rPr>
               <w:t>Nome</w:t>
             </w:r>
@@ -490,14 +524,15 @@
         </w:tc>
         <w:tc>
           <w:tcPr>
-            <w:tcW w:type="dxa" w:w="2928"/>
-            <w:shd w:val="clear" w:color="auto" w:fill="D6E4F0"/>
+            <w:tcW w:w="2967" w:type="dxa"/>
+            <w:shd w:val="clear" w:color="auto" w:fill="1A3A5C"/>
           </w:tcPr>
           <w:p>
             <w:r>
               <w:rPr>
                 <w:b/>
-                <w:sz w:val="20"/>
+                <w:color w:val="FFFFFF"/>
+                <w:sz w:val="19"/>
               </w:rPr>
               <w:t>Papel</w:t>
             </w:r>
@@ -505,14 +540,15 @@
         </w:tc>
         <w:tc>
           <w:tcPr>
-            <w:tcW w:type="dxa" w:w="2928"/>
-            <w:shd w:val="clear" w:color="auto" w:fill="D6E4F0"/>
+            <w:tcW w:w="2967" w:type="dxa"/>
+            <w:shd w:val="clear" w:color="auto" w:fill="1A3A5C"/>
           </w:tcPr>
           <w:p>
             <w:r>
               <w:rPr>
                 <w:b/>
-                <w:sz w:val="20"/>
+                <w:color w:val="FFFFFF"/>
+                <w:sz w:val="19"/>
               </w:rPr>
               <w:t>Área</w:t>
             </w:r>
@@ -522,12 +558,12 @@
       <w:tr>
         <w:tc>
           <w:tcPr>
-            <w:tcW w:type="dxa" w:w="2928"/>
+            <w:tcW w:w="2967" w:type="dxa"/>
           </w:tcPr>
           <w:p>
             <w:r>
               <w:rPr>
-                <w:sz w:val="20"/>
+                <w:sz w:val="19"/>
               </w:rPr>
               <w:t>Lucas Medeiros Pereira</w:t>
             </w:r>
@@ -535,12 +571,12 @@
         </w:tc>
         <w:tc>
           <w:tcPr>
-            <w:tcW w:type="dxa" w:w="2928"/>
+            <w:tcW w:w="2967" w:type="dxa"/>
           </w:tcPr>
           <w:p>
             <w:r>
               <w:rPr>
-                <w:sz w:val="20"/>
+                <w:sz w:val="19"/>
               </w:rPr>
               <w:t>Solicitante / Beneficiado</w:t>
             </w:r>
@@ -548,12 +584,12 @@
         </w:tc>
         <w:tc>
           <w:tcPr>
-            <w:tcW w:type="dxa" w:w="2928"/>
+            <w:tcW w:w="2967" w:type="dxa"/>
           </w:tcPr>
           <w:p>
             <w:r>
               <w:rPr>
-                <w:sz w:val="20"/>
+                <w:sz w:val="19"/>
               </w:rPr>
               <w:t>VAB Matriz — CP</w:t>
             </w:r>
@@ -563,12 +599,13 @@
       <w:tr>
         <w:tc>
           <w:tcPr>
-            <w:tcW w:type="dxa" w:w="2928"/>
+            <w:tcW w:w="2967" w:type="dxa"/>
+            <w:shd w:val="clear" w:color="auto" w:fill="F0F5FB"/>
           </w:tcPr>
           <w:p>
             <w:r>
               <w:rPr>
-                <w:sz w:val="20"/>
+                <w:sz w:val="19"/>
               </w:rPr>
               <w:t>Noemia Tambara Cardoso Malini</w:t>
             </w:r>
@@ -576,12 +613,13 @@
         </w:tc>
         <w:tc>
           <w:tcPr>
-            <w:tcW w:type="dxa" w:w="2928"/>
+            <w:tcW w:w="2967" w:type="dxa"/>
+            <w:shd w:val="clear" w:color="auto" w:fill="F0F5FB"/>
           </w:tcPr>
           <w:p>
             <w:r>
               <w:rPr>
-                <w:sz w:val="20"/>
+                <w:sz w:val="19"/>
               </w:rPr>
               <w:t>Coordenadora do processo</w:t>
             </w:r>
@@ -589,12 +627,13 @@
         </w:tc>
         <w:tc>
           <w:tcPr>
-            <w:tcW w:type="dxa" w:w="2928"/>
+            <w:tcW w:w="2967" w:type="dxa"/>
+            <w:shd w:val="clear" w:color="auto" w:fill="F0F5FB"/>
           </w:tcPr>
           <w:p>
             <w:r>
               <w:rPr>
-                <w:sz w:val="20"/>
+                <w:sz w:val="19"/>
               </w:rPr>
               <w:t>VAB Matriz</w:t>
             </w:r>
@@ -604,12 +643,12 @@
       <w:tr>
         <w:tc>
           <w:tcPr>
-            <w:tcW w:type="dxa" w:w="2928"/>
+            <w:tcW w:w="2967" w:type="dxa"/>
           </w:tcPr>
           <w:p>
             <w:r>
               <w:rPr>
-                <w:sz w:val="20"/>
+                <w:sz w:val="19"/>
               </w:rPr>
               <w:t>Gladston Campos</w:t>
             </w:r>
@@ -617,12 +656,12 @@
         </w:tc>
         <w:tc>
           <w:tcPr>
-            <w:tcW w:type="dxa" w:w="2928"/>
+            <w:tcW w:w="2967" w:type="dxa"/>
           </w:tcPr>
           <w:p>
             <w:r>
               <w:rPr>
-                <w:sz w:val="20"/>
+                <w:sz w:val="19"/>
               </w:rPr>
               <w:t>Aprovador de negócio / Gerência TI VAB</w:t>
             </w:r>
@@ -630,12 +669,12 @@
         </w:tc>
         <w:tc>
           <w:tcPr>
-            <w:tcW w:type="dxa" w:w="2928"/>
+            <w:tcW w:w="2967" w:type="dxa"/>
           </w:tcPr>
           <w:p>
             <w:r>
               <w:rPr>
-                <w:sz w:val="20"/>
+                <w:sz w:val="19"/>
               </w:rPr>
               <w:t>VAB Matriz</w:t>
             </w:r>
@@ -645,12 +684,13 @@
       <w:tr>
         <w:tc>
           <w:tcPr>
-            <w:tcW w:type="dxa" w:w="2928"/>
+            <w:tcW w:w="2967" w:type="dxa"/>
+            <w:shd w:val="clear" w:color="auto" w:fill="F0F5FB"/>
           </w:tcPr>
           <w:p>
             <w:r>
               <w:rPr>
-                <w:sz w:val="20"/>
+                <w:sz w:val="19"/>
               </w:rPr>
               <w:t>Walace Bacelar da Silva</w:t>
             </w:r>
@@ -658,12 +698,13 @@
         </w:tc>
         <w:tc>
           <w:tcPr>
-            <w:tcW w:type="dxa" w:w="2928"/>
+            <w:tcW w:w="2967" w:type="dxa"/>
+            <w:shd w:val="clear" w:color="auto" w:fill="F0F5FB"/>
           </w:tcPr>
           <w:p>
             <w:r>
               <w:rPr>
-                <w:sz w:val="20"/>
+                <w:sz w:val="19"/>
               </w:rPr>
               <w:t>Autorizador Holding (condicional a custo zero)</w:t>
             </w:r>
@@ -671,12 +712,13 @@
         </w:tc>
         <w:tc>
           <w:tcPr>
-            <w:tcW w:type="dxa" w:w="2928"/>
+            <w:tcW w:w="2967" w:type="dxa"/>
+            <w:shd w:val="clear" w:color="auto" w:fill="F0F5FB"/>
           </w:tcPr>
           <w:p>
             <w:r>
               <w:rPr>
-                <w:sz w:val="20"/>
+                <w:sz w:val="19"/>
               </w:rPr>
               <w:t>Holding</w:t>
             </w:r>
@@ -686,12 +728,12 @@
       <w:tr>
         <w:tc>
           <w:tcPr>
-            <w:tcW w:type="dxa" w:w="2928"/>
+            <w:tcW w:w="2967" w:type="dxa"/>
           </w:tcPr>
           <w:p>
             <w:r>
               <w:rPr>
-                <w:sz w:val="20"/>
+                <w:sz w:val="19"/>
               </w:rPr>
               <w:t>Viviane Cristina Caliari</w:t>
             </w:r>
@@ -699,12 +741,12 @@
         </w:tc>
         <w:tc>
           <w:tcPr>
-            <w:tcW w:type="dxa" w:w="2928"/>
+            <w:tcW w:w="2967" w:type="dxa"/>
           </w:tcPr>
           <w:p>
             <w:r>
               <w:rPr>
-                <w:sz w:val="20"/>
+                <w:sz w:val="19"/>
               </w:rPr>
               <w:t>Referência DTI Holding</w:t>
             </w:r>
@@ -712,12 +754,12 @@
         </w:tc>
         <w:tc>
           <w:tcPr>
-            <w:tcW w:type="dxa" w:w="2928"/>
+            <w:tcW w:w="2967" w:type="dxa"/>
           </w:tcPr>
           <w:p>
             <w:r>
               <w:rPr>
-                <w:sz w:val="20"/>
+                <w:sz w:val="19"/>
               </w:rPr>
               <w:t>Holding DTI</w:t>
             </w:r>
@@ -727,12 +769,13 @@
       <w:tr>
         <w:tc>
           <w:tcPr>
-            <w:tcW w:type="dxa" w:w="2928"/>
+            <w:tcW w:w="2967" w:type="dxa"/>
+            <w:shd w:val="clear" w:color="auto" w:fill="F0F5FB"/>
           </w:tcPr>
           <w:p>
             <w:r>
               <w:rPr>
-                <w:sz w:val="20"/>
+                <w:sz w:val="19"/>
               </w:rPr>
               <w:t>Henrique Demoner De Lima</w:t>
             </w:r>
@@ -740,12 +783,13 @@
         </w:tc>
         <w:tc>
           <w:tcPr>
-            <w:tcW w:type="dxa" w:w="2928"/>
+            <w:tcW w:w="2967" w:type="dxa"/>
+            <w:shd w:val="clear" w:color="auto" w:fill="F0F5FB"/>
           </w:tcPr>
           <w:p>
             <w:r>
               <w:rPr>
-                <w:sz w:val="20"/>
+                <w:sz w:val="19"/>
               </w:rPr>
               <w:t>Stakeholder VAB</w:t>
             </w:r>
@@ -753,12 +797,13 @@
         </w:tc>
         <w:tc>
           <w:tcPr>
-            <w:tcW w:type="dxa" w:w="2928"/>
+            <w:tcW w:w="2967" w:type="dxa"/>
+            <w:shd w:val="clear" w:color="auto" w:fill="F0F5FB"/>
           </w:tcPr>
           <w:p>
             <w:r>
               <w:rPr>
-                <w:sz w:val="20"/>
+                <w:sz w:val="19"/>
               </w:rPr>
               <w:t>VAB Matriz</w:t>
             </w:r>
@@ -768,12 +813,12 @@
       <w:tr>
         <w:tc>
           <w:tcPr>
-            <w:tcW w:type="dxa" w:w="2928"/>
+            <w:tcW w:w="2967" w:type="dxa"/>
           </w:tcPr>
           <w:p>
             <w:r>
               <w:rPr>
-                <w:sz w:val="20"/>
+                <w:sz w:val="19"/>
               </w:rPr>
               <w:t>Wellington Gonçalves Teodoro da Silva</w:t>
             </w:r>
@@ -781,12 +826,12 @@
         </w:tc>
         <w:tc>
           <w:tcPr>
-            <w:tcW w:type="dxa" w:w="2928"/>
+            <w:tcW w:w="2967" w:type="dxa"/>
           </w:tcPr>
           <w:p>
             <w:r>
               <w:rPr>
-                <w:sz w:val="20"/>
+                <w:sz w:val="19"/>
               </w:rPr>
               <w:t>Stakeholder VAB</w:t>
             </w:r>
@@ -794,12 +839,12 @@
         </w:tc>
         <w:tc>
           <w:tcPr>
-            <w:tcW w:type="dxa" w:w="2928"/>
+            <w:tcW w:w="2967" w:type="dxa"/>
           </w:tcPr>
           <w:p>
             <w:r>
               <w:rPr>
-                <w:sz w:val="20"/>
+                <w:sz w:val="19"/>
               </w:rPr>
               <w:t>VAB Matriz</w:t>
             </w:r>
@@ -809,12 +854,13 @@
       <w:tr>
         <w:tc>
           <w:tcPr>
-            <w:tcW w:type="dxa" w:w="2928"/>
+            <w:tcW w:w="2967" w:type="dxa"/>
+            <w:shd w:val="clear" w:color="auto" w:fill="F0F5FB"/>
           </w:tcPr>
           <w:p>
             <w:r>
               <w:rPr>
-                <w:sz w:val="20"/>
+                <w:sz w:val="19"/>
               </w:rPr>
               <w:t>Ana Luisa Curcio Magalhaes</w:t>
             </w:r>
@@ -822,12 +868,13 @@
         </w:tc>
         <w:tc>
           <w:tcPr>
-            <w:tcW w:type="dxa" w:w="2928"/>
+            <w:tcW w:w="2967" w:type="dxa"/>
+            <w:shd w:val="clear" w:color="auto" w:fill="F0F5FB"/>
           </w:tcPr>
           <w:p>
             <w:r>
               <w:rPr>
-                <w:sz w:val="20"/>
+                <w:sz w:val="19"/>
               </w:rPr>
               <w:t>Referência Holding DTI</w:t>
             </w:r>
@@ -835,12 +882,13 @@
         </w:tc>
         <w:tc>
           <w:tcPr>
-            <w:tcW w:type="dxa" w:w="2928"/>
+            <w:tcW w:w="2967" w:type="dxa"/>
+            <w:shd w:val="clear" w:color="auto" w:fill="F0F5FB"/>
           </w:tcPr>
           <w:p>
             <w:r>
               <w:rPr>
-                <w:sz w:val="20"/>
+                <w:sz w:val="19"/>
               </w:rPr>
               <w:t>Holding DTI</w:t>
             </w:r>
@@ -850,9 +898,11 @@
     </w:tbl>
     <w:p/>
     <w:p>
-      <w:r>
-        <w:t>────────────────────────────────────────────────────────────</w:t>
-      </w:r>
+      <w:pPr>
+        <w:pBdr>
+          <w:bottom w:val="single" w:sz="6" w:space="1" w:color="CCCCCC"/>
+        </w:pBdr>
+      </w:pPr>
     </w:p>
     <w:p/>
     <w:p>
@@ -861,8 +911,11 @@
       </w:pPr>
       <w:r>
         <w:rPr>
-          <w:color w:val="2E74B5"/>
-          <w:sz w:val="28"/>
+          <w:rFonts w:ascii="Calibri" w:hAnsi="Calibri"/>
+          <w:b/>
+          <w:i w:val="0"/>
+          <w:color w:val="1E5296"/>
+          <w:sz w:val="25"/>
         </w:rPr>
         <w:t>Aprovações</w:t>
       </w:r>
@@ -871,25 +924,27 @@
     <w:tbl>
       <w:tblPr>
         <w:tblStyle w:val="TableGrid"/>
-        <w:tblW w:type="auto" w:w="0"/>
         <w:tblLook w:firstColumn="1" w:firstRow="1" w:lastColumn="0" w:lastRow="0" w:noHBand="0" w:noVBand="1" w:val="04A0"/>
+        <w:tblW w:w="8901" w:type="dxa"/>
+        <w:tblLayout w:type="fixed"/>
       </w:tblPr>
       <w:tblGrid>
-        <w:gridCol w:w="2928"/>
-        <w:gridCol w:w="2928"/>
-        <w:gridCol w:w="2928"/>
+        <w:gridCol w:w="2967"/>
+        <w:gridCol w:w="2967"/>
+        <w:gridCol w:w="2967"/>
       </w:tblGrid>
       <w:tr>
         <w:tc>
           <w:tcPr>
-            <w:tcW w:type="dxa" w:w="2928"/>
-            <w:shd w:val="clear" w:color="auto" w:fill="D6E4F0"/>
+            <w:tcW w:w="2967" w:type="dxa"/>
+            <w:shd w:val="clear" w:color="auto" w:fill="1A3A5C"/>
           </w:tcPr>
           <w:p>
             <w:r>
               <w:rPr>
                 <w:b/>
-                <w:sz w:val="20"/>
+                <w:color w:val="FFFFFF"/>
+                <w:sz w:val="19"/>
               </w:rPr>
               <w:t>Aprovador</w:t>
             </w:r>
@@ -897,14 +952,15 @@
         </w:tc>
         <w:tc>
           <w:tcPr>
-            <w:tcW w:type="dxa" w:w="2928"/>
-            <w:shd w:val="clear" w:color="auto" w:fill="D6E4F0"/>
+            <w:tcW w:w="2967" w:type="dxa"/>
+            <w:shd w:val="clear" w:color="auto" w:fill="1A3A5C"/>
           </w:tcPr>
           <w:p>
             <w:r>
               <w:rPr>
                 <w:b/>
-                <w:sz w:val="20"/>
+                <w:color w:val="FFFFFF"/>
+                <w:sz w:val="19"/>
               </w:rPr>
               <w:t>Data</w:t>
             </w:r>
@@ -912,14 +968,15 @@
         </w:tc>
         <w:tc>
           <w:tcPr>
-            <w:tcW w:type="dxa" w:w="2928"/>
-            <w:shd w:val="clear" w:color="auto" w:fill="D6E4F0"/>
+            <w:tcW w:w="2967" w:type="dxa"/>
+            <w:shd w:val="clear" w:color="auto" w:fill="1A3A5C"/>
           </w:tcPr>
           <w:p>
             <w:r>
               <w:rPr>
                 <w:b/>
-                <w:sz w:val="20"/>
+                <w:color w:val="FFFFFF"/>
+                <w:sz w:val="19"/>
               </w:rPr>
               <w:t>Natureza</w:t>
             </w:r>
@@ -929,12 +986,12 @@
       <w:tr>
         <w:tc>
           <w:tcPr>
-            <w:tcW w:type="dxa" w:w="2928"/>
+            <w:tcW w:w="2967" w:type="dxa"/>
           </w:tcPr>
           <w:p>
             <w:r>
               <w:rPr>
-                <w:sz w:val="20"/>
+                <w:sz w:val="19"/>
               </w:rPr>
               <w:t>Gladston Campos</w:t>
             </w:r>
@@ -942,12 +999,12 @@
         </w:tc>
         <w:tc>
           <w:tcPr>
-            <w:tcW w:type="dxa" w:w="2928"/>
+            <w:tcW w:w="2967" w:type="dxa"/>
           </w:tcPr>
           <w:p>
             <w:r>
               <w:rPr>
-                <w:sz w:val="20"/>
+                <w:sz w:val="19"/>
               </w:rPr>
               <w:t>06/05/2026</w:t>
             </w:r>
@@ -955,12 +1012,12 @@
         </w:tc>
         <w:tc>
           <w:tcPr>
-            <w:tcW w:type="dxa" w:w="2928"/>
+            <w:tcW w:w="2967" w:type="dxa"/>
           </w:tcPr>
           <w:p>
             <w:r>
               <w:rPr>
-                <w:sz w:val="20"/>
+                <w:sz w:val="19"/>
               </w:rPr>
               <w:t>INCONDICIONAL — "Aprovado!"</w:t>
             </w:r>
@@ -970,12 +1027,13 @@
       <w:tr>
         <w:tc>
           <w:tcPr>
-            <w:tcW w:type="dxa" w:w="2928"/>
+            <w:tcW w:w="2967" w:type="dxa"/>
+            <w:shd w:val="clear" w:color="auto" w:fill="F0F5FB"/>
           </w:tcPr>
           <w:p>
             <w:r>
               <w:rPr>
-                <w:sz w:val="20"/>
+                <w:sz w:val="19"/>
               </w:rPr>
               <w:t>Walace Bacelar da Silva (Holding)</w:t>
             </w:r>
@@ -983,12 +1041,13 @@
         </w:tc>
         <w:tc>
           <w:tcPr>
-            <w:tcW w:type="dxa" w:w="2928"/>
+            <w:tcW w:w="2967" w:type="dxa"/>
+            <w:shd w:val="clear" w:color="auto" w:fill="F0F5FB"/>
           </w:tcPr>
           <w:p>
             <w:r>
               <w:rPr>
-                <w:sz w:val="20"/>
+                <w:sz w:val="19"/>
               </w:rPr>
               <w:t>08/04/2026</w:t>
             </w:r>
@@ -996,12 +1055,13 @@
         </w:tc>
         <w:tc>
           <w:tcPr>
-            <w:tcW w:type="dxa" w:w="2928"/>
+            <w:tcW w:w="2967" w:type="dxa"/>
+            <w:shd w:val="clear" w:color="auto" w:fill="F0F5FB"/>
           </w:tcPr>
           <w:p>
             <w:r>
               <w:rPr>
-                <w:sz w:val="20"/>
+                <w:sz w:val="19"/>
               </w:rPr>
               <w:t>CONDICIONAL — custo zero; re-autorização necessária se houver custo</w:t>
             </w:r>
@@ -1011,9 +1071,11 @@
     </w:tbl>
     <w:p/>
     <w:p>
-      <w:r>
-        <w:t>────────────────────────────────────────────────────────────</w:t>
-      </w:r>
+      <w:pPr>
+        <w:pBdr>
+          <w:bottom w:val="single" w:sz="6" w:space="1" w:color="CCCCCC"/>
+        </w:pBdr>
+      </w:pPr>
     </w:p>
     <w:p/>
     <w:p>
@@ -1022,8 +1084,11 @@
       </w:pPr>
       <w:r>
         <w:rPr>
-          <w:color w:val="2E74B5"/>
-          <w:sz w:val="28"/>
+          <w:rFonts w:ascii="Calibri" w:hAnsi="Calibri"/>
+          <w:b/>
+          <w:i w:val="0"/>
+          <w:color w:val="1E5296"/>
+          <w:sz w:val="25"/>
         </w:rPr>
         <w:t>Benefícios Esperados</w:t>
       </w:r>
@@ -1071,9 +1136,11 @@
     </w:p>
     <w:p/>
     <w:p>
-      <w:r>
-        <w:t>────────────────────────────────────────────────────────────</w:t>
-      </w:r>
+      <w:pPr>
+        <w:pBdr>
+          <w:bottom w:val="single" w:sz="6" w:space="1" w:color="CCCCCC"/>
+        </w:pBdr>
+      </w:pPr>
     </w:p>
     <w:p/>
     <w:p>
@@ -1082,8 +1149,11 @@
       </w:pPr>
       <w:r>
         <w:rPr>
-          <w:color w:val="2E74B5"/>
-          <w:sz w:val="28"/>
+          <w:rFonts w:ascii="Calibri" w:hAnsi="Calibri"/>
+          <w:b/>
+          <w:i w:val="0"/>
+          <w:color w:val="1E5296"/>
+          <w:sz w:val="25"/>
         </w:rPr>
         <w:t>Parâmetros de Projeto</w:t>
       </w:r>
@@ -1092,25 +1162,27 @@
     <w:tbl>
       <w:tblPr>
         <w:tblStyle w:val="TableGrid"/>
-        <w:tblW w:type="auto" w:w="0"/>
         <w:tblLook w:firstColumn="1" w:firstRow="1" w:lastColumn="0" w:lastRow="0" w:noHBand="0" w:noVBand="1" w:val="04A0"/>
+        <w:tblW w:w="8901" w:type="dxa"/>
+        <w:tblLayout w:type="fixed"/>
       </w:tblPr>
       <w:tblGrid>
-        <w:gridCol w:w="2928"/>
-        <w:gridCol w:w="2928"/>
-        <w:gridCol w:w="2928"/>
+        <w:gridCol w:w="2967"/>
+        <w:gridCol w:w="2967"/>
+        <w:gridCol w:w="2967"/>
       </w:tblGrid>
       <w:tr>
         <w:tc>
           <w:tcPr>
-            <w:tcW w:type="dxa" w:w="2928"/>
-            <w:shd w:val="clear" w:color="auto" w:fill="D6E4F0"/>
+            <w:tcW w:w="2967" w:type="dxa"/>
+            <w:shd w:val="clear" w:color="auto" w:fill="1A3A5C"/>
           </w:tcPr>
           <w:p>
             <w:r>
               <w:rPr>
                 <w:b/>
-                <w:sz w:val="20"/>
+                <w:color w:val="FFFFFF"/>
+                <w:sz w:val="19"/>
               </w:rPr>
               <w:t>Parâmetro</w:t>
             </w:r>
@@ -1118,14 +1190,15 @@
         </w:tc>
         <w:tc>
           <w:tcPr>
-            <w:tcW w:type="dxa" w:w="2928"/>
-            <w:shd w:val="clear" w:color="auto" w:fill="D6E4F0"/>
+            <w:tcW w:w="2967" w:type="dxa"/>
+            <w:shd w:val="clear" w:color="auto" w:fill="1A3A5C"/>
           </w:tcPr>
           <w:p>
             <w:r>
               <w:rPr>
                 <w:b/>
-                <w:sz w:val="20"/>
+                <w:color w:val="FFFFFF"/>
+                <w:sz w:val="19"/>
               </w:rPr>
               <w:t>Valor</w:t>
             </w:r>
@@ -1133,14 +1206,15 @@
         </w:tc>
         <w:tc>
           <w:tcPr>
-            <w:tcW w:type="dxa" w:w="2928"/>
-            <w:shd w:val="clear" w:color="auto" w:fill="D6E4F0"/>
+            <w:tcW w:w="2967" w:type="dxa"/>
+            <w:shd w:val="clear" w:color="auto" w:fill="1A3A5C"/>
           </w:tcPr>
           <w:p>
             <w:r>
               <w:rPr>
                 <w:b/>
-                <w:sz w:val="20"/>
+                <w:color w:val="FFFFFF"/>
+                <w:sz w:val="19"/>
               </w:rPr>
               <w:t>Status</w:t>
             </w:r>
@@ -1150,12 +1224,12 @@
       <w:tr>
         <w:tc>
           <w:tcPr>
-            <w:tcW w:type="dxa" w:w="2928"/>
+            <w:tcW w:w="2967" w:type="dxa"/>
           </w:tcPr>
           <w:p>
             <w:r>
               <w:rPr>
-                <w:sz w:val="20"/>
+                <w:sz w:val="19"/>
               </w:rPr>
               <w:t>Investimento externo estimado</w:t>
             </w:r>
@@ -1163,12 +1237,12 @@
         </w:tc>
         <w:tc>
           <w:tcPr>
-            <w:tcW w:type="dxa" w:w="2928"/>
+            <w:tcW w:w="2967" w:type="dxa"/>
           </w:tcPr>
           <w:p>
             <w:r>
               <w:rPr>
-                <w:sz w:val="20"/>
+                <w:sz w:val="19"/>
               </w:rPr>
               <w:t>R$0 a R$8.000</w:t>
             </w:r>
@@ -1176,12 +1250,12 @@
         </w:tc>
         <w:tc>
           <w:tcPr>
-            <w:tcW w:type="dxa" w:w="2928"/>
+            <w:tcW w:w="2967" w:type="dxa"/>
           </w:tcPr>
           <w:p>
             <w:r>
               <w:rPr>
-                <w:sz w:val="20"/>
+                <w:sz w:val="19"/>
               </w:rPr>
               <w:t>A confirmar no kick-off gate (CB-3)</w:t>
             </w:r>
@@ -1191,12 +1265,13 @@
       <w:tr>
         <w:tc>
           <w:tcPr>
-            <w:tcW w:type="dxa" w:w="2928"/>
+            <w:tcW w:w="2967" w:type="dxa"/>
+            <w:shd w:val="clear" w:color="auto" w:fill="F0F5FB"/>
           </w:tcPr>
           <w:p>
             <w:r>
               <w:rPr>
-                <w:sz w:val="20"/>
+                <w:sz w:val="19"/>
               </w:rPr>
               <w:t>Esforço DTI estimado</w:t>
             </w:r>
@@ -1204,12 +1279,13 @@
         </w:tc>
         <w:tc>
           <w:tcPr>
-            <w:tcW w:type="dxa" w:w="2928"/>
+            <w:tcW w:w="2967" w:type="dxa"/>
+            <w:shd w:val="clear" w:color="auto" w:fill="F0F5FB"/>
           </w:tcPr>
           <w:p>
             <w:r>
               <w:rPr>
-                <w:sz w:val="20"/>
+                <w:sz w:val="19"/>
               </w:rPr>
               <w:t>80–160h</w:t>
             </w:r>
@@ -1217,12 +1293,13 @@
         </w:tc>
         <w:tc>
           <w:tcPr>
-            <w:tcW w:type="dxa" w:w="2928"/>
+            <w:tcW w:w="2967" w:type="dxa"/>
+            <w:shd w:val="clear" w:color="auto" w:fill="F0F5FB"/>
           </w:tcPr>
           <w:p>
             <w:r>
               <w:rPr>
-                <w:sz w:val="20"/>
+                <w:sz w:val="19"/>
               </w:rPr>
               <w:t>A confirmar no levantamento técnico (CB-2)</w:t>
             </w:r>
@@ -1232,12 +1309,12 @@
       <w:tr>
         <w:tc>
           <w:tcPr>
-            <w:tcW w:type="dxa" w:w="2928"/>
+            <w:tcW w:w="2967" w:type="dxa"/>
           </w:tcPr>
           <w:p>
             <w:r>
               <w:rPr>
-                <w:sz w:val="20"/>
+                <w:sz w:val="19"/>
               </w:rPr>
               <w:t>Prazo estimado</w:t>
             </w:r>
@@ -1245,12 +1322,12 @@
         </w:tc>
         <w:tc>
           <w:tcPr>
-            <w:tcW w:type="dxa" w:w="2928"/>
+            <w:tcW w:w="2967" w:type="dxa"/>
           </w:tcPr>
           <w:p>
             <w:r>
               <w:rPr>
-                <w:sz w:val="20"/>
+                <w:sz w:val="19"/>
               </w:rPr>
               <w:t>3 meses pós-kick-off</w:t>
             </w:r>
@@ -1258,12 +1335,12 @@
         </w:tc>
         <w:tc>
           <w:tcPr>
-            <w:tcW w:type="dxa" w:w="2928"/>
+            <w:tcW w:w="2967" w:type="dxa"/>
           </w:tcPr>
           <w:p>
             <w:r>
               <w:rPr>
-                <w:sz w:val="20"/>
+                <w:sz w:val="19"/>
               </w:rPr>
               <w:t>Depende de CB-2</w:t>
             </w:r>
@@ -1273,12 +1350,13 @@
       <w:tr>
         <w:tc>
           <w:tcPr>
-            <w:tcW w:type="dxa" w:w="2928"/>
+            <w:tcW w:w="2967" w:type="dxa"/>
+            <w:shd w:val="clear" w:color="auto" w:fill="F0F5FB"/>
           </w:tcPr>
           <w:p>
             <w:r>
               <w:rPr>
-                <w:sz w:val="20"/>
+                <w:sz w:val="19"/>
               </w:rPr>
               <w:t>Prazo meta</w:t>
             </w:r>
@@ -1286,12 +1364,13 @@
         </w:tc>
         <w:tc>
           <w:tcPr>
-            <w:tcW w:type="dxa" w:w="2928"/>
+            <w:tcW w:w="2967" w:type="dxa"/>
+            <w:shd w:val="clear" w:color="auto" w:fill="F0F5FB"/>
           </w:tcPr>
           <w:p>
             <w:r>
               <w:rPr>
-                <w:sz w:val="20"/>
+                <w:sz w:val="19"/>
               </w:rPr>
               <w:t>Setembro 2026</w:t>
             </w:r>
@@ -1299,12 +1378,13 @@
         </w:tc>
         <w:tc>
           <w:tcPr>
-            <w:tcW w:type="dxa" w:w="2928"/>
+            <w:tcW w:w="2967" w:type="dxa"/>
+            <w:shd w:val="clear" w:color="auto" w:fill="F0F5FB"/>
           </w:tcPr>
           <w:p>
             <w:r>
               <w:rPr>
-                <w:sz w:val="20"/>
+                <w:sz w:val="19"/>
               </w:rPr>
               <w:t>Orientativo</w:t>
             </w:r>
@@ -1314,12 +1394,12 @@
       <w:tr>
         <w:tc>
           <w:tcPr>
-            <w:tcW w:type="dxa" w:w="2928"/>
+            <w:tcW w:w="2967" w:type="dxa"/>
           </w:tcPr>
           <w:p>
             <w:r>
               <w:rPr>
-                <w:sz w:val="20"/>
+                <w:sz w:val="19"/>
               </w:rPr>
               <w:t>Urgência</w:t>
             </w:r>
@@ -1327,12 +1407,12 @@
         </w:tc>
         <w:tc>
           <w:tcPr>
-            <w:tcW w:type="dxa" w:w="2928"/>
+            <w:tcW w:w="2967" w:type="dxa"/>
           </w:tcPr>
           <w:p>
             <w:r>
               <w:rPr>
-                <w:sz w:val="20"/>
+                <w:sz w:val="19"/>
               </w:rPr>
               <w:t>Normal (Criticidade 3)</w:t>
             </w:r>
@@ -1340,12 +1420,12 @@
         </w:tc>
         <w:tc>
           <w:tcPr>
-            <w:tcW w:type="dxa" w:w="2928"/>
+            <w:tcW w:w="2967" w:type="dxa"/>
           </w:tcPr>
           <w:p>
             <w:r>
               <w:rPr>
-                <w:sz w:val="20"/>
+                <w:sz w:val="19"/>
               </w:rPr>
               <w:t>Sem data-limite obrigatória</w:t>
             </w:r>
@@ -1355,12 +1435,13 @@
       <w:tr>
         <w:tc>
           <w:tcPr>
-            <w:tcW w:type="dxa" w:w="2928"/>
+            <w:tcW w:w="2967" w:type="dxa"/>
+            <w:shd w:val="clear" w:color="auto" w:fill="F0F5FB"/>
           </w:tcPr>
           <w:p>
             <w:r>
               <w:rPr>
-                <w:sz w:val="20"/>
+                <w:sz w:val="19"/>
               </w:rPr>
               <w:t>Precedente</w:t>
             </w:r>
@@ -1368,12 +1449,13 @@
         </w:tc>
         <w:tc>
           <w:tcPr>
-            <w:tcW w:type="dxa" w:w="2928"/>
+            <w:tcW w:w="2967" w:type="dxa"/>
+            <w:shd w:val="clear" w:color="auto" w:fill="F0F5FB"/>
           </w:tcPr>
           <w:p>
             <w:r>
               <w:rPr>
-                <w:sz w:val="20"/>
+                <w:sz w:val="19"/>
               </w:rPr>
               <w:t>DDA Div. Logística (GAB) + VIX</w:t>
             </w:r>
@@ -1381,12 +1463,13 @@
         </w:tc>
         <w:tc>
           <w:tcPr>
-            <w:tcW w:type="dxa" w:w="2928"/>
+            <w:tcW w:w="2967" w:type="dxa"/>
+            <w:shd w:val="clear" w:color="auto" w:fill="F0F5FB"/>
           </w:tcPr>
           <w:p>
             <w:r>
               <w:rPr>
-                <w:sz w:val="20"/>
+                <w:sz w:val="19"/>
               </w:rPr>
               <w:t>Confirmado em produção</w:t>
             </w:r>
@@ -1396,9 +1479,11 @@
     </w:tbl>
     <w:p/>
     <w:p>
-      <w:r>
-        <w:t>────────────────────────────────────────────────────────────</w:t>
-      </w:r>
+      <w:pPr>
+        <w:pBdr>
+          <w:bottom w:val="single" w:sz="6" w:space="1" w:color="CCCCCC"/>
+        </w:pBdr>
+      </w:pPr>
     </w:p>
     <w:p/>
     <w:p>
@@ -1407,8 +1492,11 @@
       </w:pPr>
       <w:r>
         <w:rPr>
-          <w:color w:val="2E74B5"/>
-          <w:sz w:val="28"/>
+          <w:rFonts w:ascii="Calibri" w:hAnsi="Calibri"/>
+          <w:b/>
+          <w:i w:val="0"/>
+          <w:color w:val="1E5296"/>
+          <w:sz w:val="25"/>
         </w:rPr>
         <w:t>Condições de Kick-off (Não Bloqueiam Esta Fase)</w:t>
       </w:r>
@@ -1417,25 +1505,27 @@
     <w:tbl>
       <w:tblPr>
         <w:tblStyle w:val="TableGrid"/>
-        <w:tblW w:type="auto" w:w="0"/>
         <w:tblLook w:firstColumn="1" w:firstRow="1" w:lastColumn="0" w:lastRow="0" w:noHBand="0" w:noVBand="1" w:val="04A0"/>
+        <w:tblW w:w="8901" w:type="dxa"/>
+        <w:tblLayout w:type="fixed"/>
       </w:tblPr>
       <w:tblGrid>
-        <w:gridCol w:w="2928"/>
-        <w:gridCol w:w="2928"/>
-        <w:gridCol w:w="2928"/>
+        <w:gridCol w:w="2967"/>
+        <w:gridCol w:w="2967"/>
+        <w:gridCol w:w="2967"/>
       </w:tblGrid>
       <w:tr>
         <w:tc>
           <w:tcPr>
-            <w:tcW w:type="dxa" w:w="2928"/>
-            <w:shd w:val="clear" w:color="auto" w:fill="D6E4F0"/>
+            <w:tcW w:w="2967" w:type="dxa"/>
+            <w:shd w:val="clear" w:color="auto" w:fill="1A3A5C"/>
           </w:tcPr>
           <w:p>
             <w:r>
               <w:rPr>
                 <w:b/>
-                <w:sz w:val="20"/>
+                <w:color w:val="FFFFFF"/>
+                <w:sz w:val="19"/>
               </w:rPr>
               <w:t>CB</w:t>
             </w:r>
@@ -1443,14 +1533,15 @@
         </w:tc>
         <w:tc>
           <w:tcPr>
-            <w:tcW w:type="dxa" w:w="2928"/>
-            <w:shd w:val="clear" w:color="auto" w:fill="D6E4F0"/>
+            <w:tcW w:w="2967" w:type="dxa"/>
+            <w:shd w:val="clear" w:color="auto" w:fill="1A3A5C"/>
           </w:tcPr>
           <w:p>
             <w:r>
               <w:rPr>
                 <w:b/>
-                <w:sz w:val="20"/>
+                <w:color w:val="FFFFFF"/>
+                <w:sz w:val="19"/>
               </w:rPr>
               <w:t>Descrição</w:t>
             </w:r>
@@ -1458,14 +1549,15 @@
         </w:tc>
         <w:tc>
           <w:tcPr>
-            <w:tcW w:type="dxa" w:w="2928"/>
-            <w:shd w:val="clear" w:color="auto" w:fill="D6E4F0"/>
+            <w:tcW w:w="2967" w:type="dxa"/>
+            <w:shd w:val="clear" w:color="auto" w:fill="1A3A5C"/>
           </w:tcPr>
           <w:p>
             <w:r>
               <w:rPr>
                 <w:b/>
-                <w:sz w:val="20"/>
+                <w:color w:val="FFFFFF"/>
+                <w:sz w:val="19"/>
               </w:rPr>
               <w:t>Responsável</w:t>
             </w:r>
@@ -1475,12 +1567,12 @@
       <w:tr>
         <w:tc>
           <w:tcPr>
-            <w:tcW w:type="dxa" w:w="2928"/>
+            <w:tcW w:w="2967" w:type="dxa"/>
           </w:tcPr>
           <w:p>
             <w:r>
               <w:rPr>
-                <w:sz w:val="20"/>
+                <w:sz w:val="19"/>
               </w:rPr>
               <w:t>CB-2</w:t>
             </w:r>
@@ -1488,12 +1580,12 @@
         </w:tc>
         <w:tc>
           <w:tcPr>
-            <w:tcW w:type="dxa" w:w="2928"/>
+            <w:tcW w:w="2967" w:type="dxa"/>
           </w:tcPr>
           <w:p>
             <w:r>
               <w:rPr>
-                <w:sz w:val="20"/>
+                <w:sz w:val="19"/>
               </w:rPr>
               <w:t>Levantamento técnico dos ajustes — a resolver no Step 8 (Rafael Requisito)</w:t>
             </w:r>
@@ -1501,12 +1593,12 @@
         </w:tc>
         <w:tc>
           <w:tcPr>
-            <w:tcW w:type="dxa" w:w="2928"/>
+            <w:tcW w:w="2967" w:type="dxa"/>
           </w:tcPr>
           <w:p>
             <w:r>
               <w:rPr>
-                <w:sz w:val="20"/>
+                <w:sz w:val="19"/>
               </w:rPr>
               <w:t>DTI / Rafael</w:t>
             </w:r>
@@ -1516,12 +1608,13 @@
       <w:tr>
         <w:tc>
           <w:tcPr>
-            <w:tcW w:type="dxa" w:w="2928"/>
+            <w:tcW w:w="2967" w:type="dxa"/>
+            <w:shd w:val="clear" w:color="auto" w:fill="F0F5FB"/>
           </w:tcPr>
           <w:p>
             <w:r>
               <w:rPr>
-                <w:sz w:val="20"/>
+                <w:sz w:val="19"/>
               </w:rPr>
               <w:t>CB-3 (Gate KO)</w:t>
             </w:r>
@@ -1529,12 +1622,13 @@
         </w:tc>
         <w:tc>
           <w:tcPr>
-            <w:tcW w:type="dxa" w:w="2928"/>
+            <w:tcW w:w="2967" w:type="dxa"/>
+            <w:shd w:val="clear" w:color="auto" w:fill="F0F5FB"/>
           </w:tcPr>
           <w:p>
             <w:r>
               <w:rPr>
-                <w:sz w:val="20"/>
+                <w:sz w:val="19"/>
               </w:rPr>
               <w:t>Formalização de custos + re-autorização Holding antes do kickoff</w:t>
             </w:r>
@@ -1542,12 +1636,13 @@
         </w:tc>
         <w:tc>
           <w:tcPr>
-            <w:tcW w:type="dxa" w:w="2928"/>
+            <w:tcW w:w="2967" w:type="dxa"/>
+            <w:shd w:val="clear" w:color="auto" w:fill="F0F5FB"/>
           </w:tcPr>
           <w:p>
             <w:r>
               <w:rPr>
-                <w:sz w:val="20"/>
+                <w:sz w:val="19"/>
               </w:rPr>
               <w:t>Noemia → Gladston → Walace</w:t>
             </w:r>
@@ -1557,12 +1652,12 @@
       <w:tr>
         <w:tc>
           <w:tcPr>
-            <w:tcW w:type="dxa" w:w="2928"/>
+            <w:tcW w:w="2967" w:type="dxa"/>
           </w:tcPr>
           <w:p>
             <w:r>
               <w:rPr>
-                <w:sz w:val="20"/>
+                <w:sz w:val="19"/>
               </w:rPr>
               <w:t>CB-Sponsor</w:t>
             </w:r>
@@ -1570,12 +1665,12 @@
         </w:tc>
         <w:tc>
           <w:tcPr>
-            <w:tcW w:type="dxa" w:w="2928"/>
+            <w:tcW w:w="2967" w:type="dxa"/>
           </w:tcPr>
           <w:p>
             <w:r>
               <w:rPr>
-                <w:sz w:val="20"/>
+                <w:sz w:val="19"/>
               </w:rPr>
               <w:t>Sponsor Diretor+ identificado ou escalada formal</w:t>
             </w:r>
@@ -1583,12 +1678,12 @@
         </w:tc>
         <w:tc>
           <w:tcPr>
-            <w:tcW w:type="dxa" w:w="2928"/>
+            <w:tcW w:w="2967" w:type="dxa"/>
           </w:tcPr>
           <w:p>
             <w:r>
               <w:rPr>
-                <w:sz w:val="20"/>
+                <w:sz w:val="19"/>
               </w:rPr>
               <w:t>A definir</w:t>
             </w:r>
@@ -1598,9 +1693,11 @@
     </w:tbl>
     <w:p/>
     <w:p>
-      <w:r>
-        <w:t>────────────────────────────────────────────────────────────</w:t>
-      </w:r>
+      <w:pPr>
+        <w:pBdr>
+          <w:bottom w:val="single" w:sz="6" w:space="1" w:color="CCCCCC"/>
+        </w:pBdr>
+      </w:pPr>
     </w:p>
     <w:p/>
     <w:p>
@@ -1609,8 +1706,11 @@
       </w:pPr>
       <w:r>
         <w:rPr>
-          <w:color w:val="2E74B5"/>
-          <w:sz w:val="28"/>
+          <w:rFonts w:ascii="Calibri" w:hAnsi="Calibri"/>
+          <w:b/>
+          <w:i w:val="0"/>
+          <w:color w:val="1E5296"/>
+          <w:sz w:val="25"/>
         </w:rPr>
         <w:t>Contexto Técnico</w:t>
       </w:r>
@@ -1658,9 +1758,11 @@
     </w:p>
     <w:p/>
     <w:p>
-      <w:r>
-        <w:t>────────────────────────────────────────────────────────────</w:t>
-      </w:r>
+      <w:pPr>
+        <w:pBdr>
+          <w:bottom w:val="single" w:sz="6" w:space="1" w:color="CCCCCC"/>
+        </w:pBdr>
+      </w:pPr>
     </w:p>
     <w:p/>
     <w:p>
@@ -1669,8 +1771,11 @@
       </w:pPr>
       <w:r>
         <w:rPr>
-          <w:color w:val="2E74B5"/>
-          <w:sz w:val="28"/>
+          <w:rFonts w:ascii="Calibri" w:hAnsi="Calibri"/>
+          <w:b/>
+          <w:i w:val="0"/>
+          <w:color w:val="1E5296"/>
+          <w:sz w:val="25"/>
         </w:rPr>
         <w:t>Critérios de Sucesso (para validação no encerramento)</w:t>
       </w:r>
@@ -1711,7 +1816,7 @@
     <w:p/>
     <w:sectPr>
       <w:pgSz w:w="12240" w:h="15840"/>
-      <w:pgMar w:top="1440" w:right="1728" w:bottom="1440" w:left="1728" w:header="720" w:footer="720" w:gutter="0"/>
+      <w:pgMar w:top="1417" w:right="1417" w:bottom="1417" w:left="1587" w:header="720" w:footer="720" w:gutter="0"/>
       <w:cols w:space="720"/>
       <w:docGrid w:linePitch="360"/>
     </w:sectPr>
@@ -2084,7 +2189,7 @@
     <w:rsid w:val="00FC693F"/>
     <w:rPr>
       <w:rFonts w:ascii="Calibri" w:hAnsi="Calibri"/>
-      <w:sz w:val="22"/>
+      <w:sz w:val="21"/>
     </w:rPr>
   </w:style>
   <w:style w:type="paragraph" w:styleId="Header">
